--- a/docs/investor-materials/v1.5/platform-generic/CTDI-due-diligence-faq-platform.docx
+++ b/docs/investor-materials/v1.5/platform-generic/CTDI-due-diligence-faq-platform.docx
@@ -37,7 +37,7 @@
           <w:i w:val="0"/>
           <w:sz w:val="22"/>
         </w:rPr>
-        <w:t>CS Executive Services, LLC · Arlington, VA · August 2026 · info@csexecutiveservices.com</w:t>
+        <w:t>[operator LLC], LLC · Arlington, VA · August 2026 · info@example.com</w:t>
       </w:r>
     </w:p>
     <w:p>
@@ -73,7 +73,7 @@
           <w:i w:val="0"/>
           <w:sz w:val="22"/>
         </w:rPr>
-        <w:t>One person. Corey Sheldon (USMC veteran; owner, CS Executive Services, LLC) designed, built, and operates the entire stack; git history shows 635 commits from a single author between 2026-06-07 and 2026-08-24. Bus factor is 1. This remains the project's single largest risk, and the funding ask explicitly includes a first engineering hire to retire it. Partial mitigant: administration is fully headless and documented (no physical presence required for normal operation), and the platform's operational knowledge is written down aggressively — the internal state documentation records incidents, root causes, and open decisions in enough detail for a successor to pick up.</w:t>
+        <w:t>One person. the operator (USMC veteran; owner, [operator LLC], LLC) designed, built, and operates the entire stack; git history shows 635 commits from a single author between 2026-06-07 and 2026-08-24. Bus factor is 1. This remains the project's single largest risk, and the funding ask explicitly includes a first engineering hire to retire it. Partial mitigant: administration is fully headless and documented (no physical presence required for normal operation), and the platform's operational knowledge is written down aggressively — the internal state documentation records incidents, root causes, and open decisions in enough detail for a successor to pick up.</w:t>
       </w:r>
     </w:p>
     <w:p>
@@ -346,7 +346,7 @@
           <w:i w:val="0"/>
           <w:sz w:val="22"/>
         </w:rPr>
-        <w:t>, adopted 2026-08-24 — closing the "no LICENSE file" gap flagged in every prior verification pass. Verified as canonical, unmodified BSL 1.1 text (the same structure used by MariaDB, HashiCorp, and Sentry) with a correctly-formed parameters block: Licensor is CS Executive Services, LLC; the Change Date is 2030-08-24; the Change License is GPL v3-or-later, which satisfies the BSL covenants.</w:t>
+        <w:t>, adopted 2026-08-24 — closing the "no LICENSE file" gap flagged in every prior verification pass. Verified as canonical, unmodified BSL 1.1 text (the same structure used by MariaDB, HashiCorp, and Sentry) with a correctly-formed parameters block: Licensor is [operator LLC], LLC; the Change Date is 2030-08-24; the Change License is GPL v3-or-later, which satisfies the BSL covenants.</w:t>
       </w:r>
     </w:p>
     <w:p>
@@ -376,7 +376,7 @@
           <w:i w:val="0"/>
           <w:sz w:val="22"/>
         </w:rPr>
-        <w:t>Disclosed plainly, matching the repository's own license notice: the Additional Use Grant is a working draft currently under legal review; it reflects intended terms but has not yet been confirmed by counsel. Prospective commercial licensees should contact CS Executive Services, LLC directly.</w:t>
+        <w:t>Disclosed plainly, matching the repository's own license notice: the Additional Use Grant is a working draft currently under legal review; it reflects intended terms but has not yet been confirmed by counsel. Prospective commercial licensees should contact [operator LLC], LLC directly.</w:t>
       </w:r>
     </w:p>
     <w:p>
@@ -412,7 +412,7 @@
           <w:i w:val="0"/>
           <w:sz w:val="22"/>
         </w:rPr>
-        <w:t>Itemized: six FAA SWIM data services (FDPS, TFMS, TBFM, STDDS, ITWS, AIM/FNS) under real, approved credentials — free to approved subscribers, $0 in fees, verified writing live; NOAA/NWS public-domain weather including the NWWS-OI push channel; FAA TFR and NAS status; the platform's own RF receivers (ADS-B, ACARS/VDL — owned data, no license terms at all); Amtrak via a community API (no federal equivalent exists for rail — needs formalization); DCA/IAD airport boards scraped from undocumented airport-site JSON (fallback tier only, fragile, no SLA, disclosed); and self-polled public RSS for OSINT. The NOTAM REST pull path still awaits an FAA API key; NOTAM data flows via SWIM push regardless. The intended commercial model largely moots redistribution questions: each client holds its own source credentials, and CS Executive Services ships software, not third-party data. ADS-B aggregator accounts (FlightAware et al.) are barter — earned by feeding our own receiver data — and are disclosed as such in the cost analysis, not counted as free.</w:t>
+        <w:t>Itemized: six FAA SWIM data services (FDPS, TFMS, TBFM, STDDS, ITWS, AIM/FNS) under real, approved credentials — free to approved subscribers, $0 in fees, verified writing live; NOAA/NWS public-domain weather including the NWWS-OI push channel; FAA TFR and NAS status; the platform's own RF receivers (ADS-B, ACARS/VDL — owned data, no license terms at all); Amtrak via a community API (no federal equivalent exists for rail — needs formalization); DCA/IAD airport boards scraped from undocumented airport-site JSON (fallback tier only, fragile, no SLA, disclosed); and self-polled public RSS for OSINT. The NOTAM REST pull path still awaits an FAA API key; NOTAM data flows via SWIM push regardless. The intended commercial model largely moots redistribution questions: each client holds its own source credentials, and [operator LLC] ships software, not third-party data. ADS-B aggregator accounts (FlightAware et al.) are barter — earned by feeding our own receiver data — and are disclosed as such in the cost analysis, not counted as free.</w:t>
       </w:r>
     </w:p>
     <w:p>
